--- a/ky/wisdom-stories/beware-of-those-you-love.docx
+++ b/ky/wisdom-stories/beware-of-those-you-love.docx
@@ -39,7 +39,7 @@
           <w:sz w:val="22"/>
           <w:lang w:val="ky-KG"/>
         </w:rPr>
-        <w:t>Күн чайыттай ачык күндөрдүн биринде сейил бакта отурган аял жанындагы кишиге селкинчекте кызыл көйнөк кийип ойноп жүргөн бала анын уулу экенин айтты. Киши жылмайып, көк көйнөкчөн бала да өзүнүн уулу Жамил экенин билдирди.</w:t>
+        <w:t>Күн чайыттай ачык күндөрдүн биринде сейил бакта отурган аял жанындагы кишиге селкинчекте кызыл жейде кийип ойноп жүргөн бала анын уулу экенин айтты. Киши жылмайып, көк жейдечен бала да өзүнүн уулу Жамил экенин билдирди.</w:t>
       </w:r>
     </w:p>
     <w:p>
@@ -225,7 +225,7 @@
           <w:sz w:val="22"/>
           <w:lang w:val="ky-KG"/>
         </w:rPr>
-        <w:t xml:space="preserve">Сабак: </w:t>
+        <w:t>Сабак: Жакындарың менен өткөргөн ар бир кошумча көз ирмем ырыс. Кеч боло электе аларга бүгүн дагы беш мүнөт убакыт бөл.</w:t>
       </w:r>
       <w:r>
         <w:rPr>
@@ -234,7 +234,6 @@
           <w:sz w:val="22"/>
           <w:lang w:val="ky-KG"/>
         </w:rPr>
-        <w:t>Жакындарың менен өткөргөн ар бир көз ирмемдин баркын бил. Кийин өкүнбөш үчүн аларга бүгүн убакыт бөл.</w:t>
       </w:r>
     </w:p>
     <w:p>
@@ -254,7 +253,7 @@
           <w:sz w:val="18"/>
           <w:lang w:val="ky-KG"/>
         </w:rPr>
-        <w:t>Окуя ачык интернет булактарынан алынды.</w:t>
+        <w:t>Аңгемелер ачык интернет булактарынан алынган, иллюстрациялар болсо ЖИ менен түзүлгөн.</w:t>
       </w:r>
     </w:p>
     <w:sectPr>
